--- a/examples/custom/doc/50-pattern-miner-base.docx
+++ b/examples/custom/doc/50-pattern-miner-base.docx
@@ -224,7 +224,7 @@
         <w:rPr>
           <w:rStyle w:val="VerbatimChar"/>
         </w:rPr>
-        <w:t xml:space="preserve">## [1] "fitted"       "pat_utils"    "eval_metrics" "pattern_kind"</w:t>
+        <w:t xml:space="preserve">## [1] "fitted"       "pat_utils"    "rule_filter"  "eval_metrics" "pattern_kind"</w:t>
       </w:r>
     </w:p>
     <w:p>
